--- a/docs/マニュアル/DOSL_HUB_出展社向け操作マニュアル.docx
+++ b/docs/マニュアル/DOSL_HUB_出展社向け操作マニュアル.docx
@@ -1224,6 +1224,95 @@
           </w:p>
         </w:tc>
       </w:tr>
+      <w:tr>
+        <w:tc>
+          <w:tcPr>
+            <w:tcW w:type="dxa" w:w="1700"/>
+            <w:tcBorders>
+              <w:top w:val="single" w:color="BBBBBB" w:sz="1"/>
+              <w:left w:val="single" w:color="BBBBBB" w:sz="1"/>
+              <w:bottom w:val="single" w:color="BBBBBB" w:sz="1"/>
+              <w:right w:val="single" w:color="BBBBBB" w:sz="1"/>
+            </w:tcBorders>
+            <w:tcMar>
+              <w:top w:type="dxa" w:w="60"/>
+              <w:left w:type="dxa" w:w="120"/>
+              <w:bottom w:type="dxa" w:w="60"/>
+              <w:right w:type="dxa" w:w="120"/>
+            </w:tcMar>
+          </w:tcPr>
+          <w:p>
+            <w:pPr>
+              <w:spacing w:after="0" w:line="260"/>
+            </w:pPr>
+            <w:r>
+              <w:rPr>
+                <w:sz w:val="19"/>
+                <w:szCs w:val="19"/>
+              </w:rPr>
+              <w:t xml:space="preserve">解析失敗</w:t>
+            </w:r>
+          </w:p>
+        </w:tc>
+        <w:tc>
+          <w:tcPr>
+            <w:tcW w:type="dxa" w:w="4400"/>
+            <w:tcBorders>
+              <w:top w:val="single" w:color="BBBBBB" w:sz="1"/>
+              <w:left w:val="single" w:color="BBBBBB" w:sz="1"/>
+              <w:bottom w:val="single" w:color="BBBBBB" w:sz="1"/>
+              <w:right w:val="single" w:color="BBBBBB" w:sz="1"/>
+            </w:tcBorders>
+            <w:tcMar>
+              <w:top w:type="dxa" w:w="60"/>
+              <w:left w:type="dxa" w:w="120"/>
+              <w:bottom w:type="dxa" w:w="60"/>
+              <w:right w:type="dxa" w:w="120"/>
+            </w:tcMar>
+          </w:tcPr>
+          <w:p>
+            <w:pPr>
+              <w:spacing w:after="0" w:line="260"/>
+            </w:pPr>
+            <w:r>
+              <w:rPr>
+                <w:sz w:val="19"/>
+                <w:szCs w:val="19"/>
+              </w:rPr>
+              <w:t xml:space="preserve">ファイルが読み取れませんでした</w:t>
+            </w:r>
+          </w:p>
+        </w:tc>
+        <w:tc>
+          <w:tcPr>
+            <w:tcW w:type="dxa" w:w="3200"/>
+            <w:tcBorders>
+              <w:top w:val="single" w:color="BBBBBB" w:sz="1"/>
+              <w:left w:val="single" w:color="BBBBBB" w:sz="1"/>
+              <w:bottom w:val="single" w:color="BBBBBB" w:sz="1"/>
+              <w:right w:val="single" w:color="BBBBBB" w:sz="1"/>
+            </w:tcBorders>
+            <w:tcMar>
+              <w:top w:type="dxa" w:w="60"/>
+              <w:left w:type="dxa" w:w="120"/>
+              <w:bottom w:type="dxa" w:w="60"/>
+              <w:right w:type="dxa" w:w="120"/>
+            </w:tcMar>
+          </w:tcPr>
+          <w:p>
+            <w:pPr>
+              <w:spacing w:after="0" w:line="260"/>
+            </w:pPr>
+            <w:r>
+              <w:rPr>
+                <w:sz w:val="19"/>
+                <w:szCs w:val="19"/>
+              </w:rPr>
+              <w:t xml:space="preserve">事務局が確認します（再提出をお願いする場合があります）</w:t>
+            </w:r>
+          </w:p>
+        </w:tc>
+      </w:tr>
     </w:tbl>
     <w:p>
       <w:pPr>
@@ -1316,7 +1405,80 @@
         <w:pStyle w:val="Heading1"/>
       </w:pPr>
       <w:r>
-        <w:t xml:space="preserve">7. 困ったときは</w:t>
+        <w:t xml:space="preserve">7. メールでの提出（準備中）</w:t>
+      </w:r>
+    </w:p>
+    <w:p>
+      <w:pPr>
+        <w:spacing w:after="120" w:line="300"/>
+      </w:pPr>
+      <w:r>
+        <w:t xml:space="preserve">Webの操作が難しい場合のために、専用メールアドレスへ書類を添付して送るだけの提出方法を準備しています（利用開始時期・宛先は主催事務局からご案内します）。</w:t>
+      </w:r>
+    </w:p>
+    <w:p>
+      <w:pPr>
+        <w:pStyle w:val="ListParagraph"/>
+        <w:numPr>
+          <w:ilvl w:val="0"/>
+          <w:numId w:val="2"/>
+        </w:numPr>
+        <w:spacing w:after="80" w:line="280"/>
+      </w:pPr>
+      <w:r>
+        <w:t xml:space="preserve">このシステムに登録されているご自身のメールアドレスから送ってください（別のアドレスからは受け付けられません）</w:t>
+      </w:r>
+    </w:p>
+    <w:p>
+      <w:pPr>
+        <w:pStyle w:val="ListParagraph"/>
+        <w:numPr>
+          <w:ilvl w:val="0"/>
+          <w:numId w:val="2"/>
+        </w:numPr>
+        <w:spacing w:after="80" w:line="280"/>
+      </w:pPr>
+      <w:r>
+        <w:t xml:space="preserve">件名に書類の種類を入れてください（例:「電気申込 3コマ分」）</w:t>
+      </w:r>
+    </w:p>
+    <w:p>
+      <w:pPr>
+        <w:pStyle w:val="ListParagraph"/>
+        <w:numPr>
+          <w:ilvl w:val="0"/>
+          <w:numId w:val="2"/>
+        </w:numPr>
+        <w:spacing w:after="80" w:line="280"/>
+      </w:pPr>
+      <w:r>
+        <w:t xml:space="preserve">添付できるのはWeb提出と同じ形式（Excel・Word・PDF・写真、50MBまで）です</w:t>
+      </w:r>
+    </w:p>
+    <w:p>
+      <w:pPr>
+        <w:pStyle w:val="ListParagraph"/>
+        <w:numPr>
+          <w:ilvl w:val="0"/>
+          <w:numId w:val="2"/>
+        </w:numPr>
+        <w:spacing w:after="80" w:line="280"/>
+      </w:pPr>
+      <w:r>
+        <w:t xml:space="preserve">取り込まれた書類は「提出済み書類」にメールのマークつきで表示されます</w:t>
+      </w:r>
+    </w:p>
+    <w:p>
+      <w:pPr>
+        <w:spacing w:after="160"/>
+      </w:pPr>
+    </w:p>
+    <w:p>
+      <w:pPr>
+        <w:pStyle w:val="Heading1"/>
+      </w:pPr>
+      <w:r>
+        <w:t xml:space="preserve">8. 困ったときは</w:t>
       </w:r>
     </w:p>
     <w:p>

--- a/docs/マニュアル/DOSL_HUB_出展社向け操作マニュアル.docx
+++ b/docs/マニュアル/DOSL_HUB_出展社向け操作マニュアル.docx
@@ -1405,7 +1405,7 @@
         <w:pStyle w:val="Heading1"/>
       </w:pPr>
       <w:r>
-        <w:t xml:space="preserve">7. メールでの提出（準備中）</w:t>
+        <w:t xml:space="preserve">7. メールでの提出</w:t>
       </w:r>
     </w:p>
     <w:p>
@@ -1413,7 +1413,15 @@
         <w:spacing w:after="120" w:line="300"/>
       </w:pPr>
       <w:r>
-        <w:t xml:space="preserve">Webの操作が難しい場合のために、専用メールアドレスへ書類を添付して送るだけの提出方法を準備しています（利用開始時期・宛先は主催事務局からご案内します）。</w:t>
+        <w:t xml:space="preserve">Webの操作が難しい場合は、書類をメールに添付して送るだけでも提出できます。宛先は次のアドレスです。</w:t>
+      </w:r>
+    </w:p>
+    <w:p>
+      <w:pPr>
+        <w:spacing w:after="120" w:line="300"/>
+      </w:pPr>
+      <w:r>
+        <w:t xml:space="preserve">提出用アドレス: hub@dosl.co.jp</w:t>
       </w:r>
     </w:p>
     <w:p>
@@ -1439,7 +1447,7 @@
         <w:spacing w:after="80" w:line="280"/>
       </w:pPr>
       <w:r>
-        <w:t xml:space="preserve">件名に書類の種類を入れてください（例:「電気申込 3コマ分」）</w:t>
+        <w:t xml:space="preserve">件名に書類の種類を入れてください（例:「電気申込 3コマ分」）。複数の展示会が開催中の場合は、展示会名も件名に入れてください（例:「○○展示会 電気申込」）</w:t>
       </w:r>
     </w:p>
     <w:p>
@@ -1465,7 +1473,7 @@
         <w:spacing w:after="80" w:line="280"/>
       </w:pPr>
       <w:r>
-        <w:t xml:space="preserve">取り込まれた書類は「提出済み書類」にメールのマークつきで表示されます</w:t>
+        <w:t xml:space="preserve">送信後、数分以内に自動で取り込まれ、「提出済み書類」にメールのマークつきで表示されます</w:t>
       </w:r>
     </w:p>
     <w:p>
